--- a/downloads/Spencer-Shone-CV.docx
+++ b/downloads/Spencer-Shone-CV.docx
@@ -26,6 +26,7 @@
           </w:tcPr>
           <w:p>
             <w:pPr>
+              <w:spacing w:before="0" w:after="0" w:line="216" w:lineRule="auto"/>
               <w:jc w:val="left"/>
             </w:pPr>
             <w:r>
@@ -39,13 +40,13 @@
           </w:p>
           <w:p>
             <w:pPr>
-              <w:spacing w:before="20" w:after="0"/>
+              <w:spacing w:before="0" w:after="0" w:line="216" w:lineRule="auto"/>
             </w:pPr>
             <w:r>
               <w:rPr>
                 <w:b/>
                 <w:color w:val="D3F2F7"/>
-                <w:sz w:val="20"/>
+                <w:sz w:val="18"/>
               </w:rPr>
               <w:t>COMMERCIAL INSTALLATION OPERATIVE</w:t>
             </w:r>
@@ -64,25 +65,27 @@
           </w:tcPr>
           <w:p>
             <w:pPr>
+              <w:spacing w:before="0" w:after="0" w:line="216" w:lineRule="auto"/>
               <w:jc w:val="right"/>
             </w:pPr>
             <w:r>
               <w:rPr>
                 <w:b/>
                 <w:color w:val="FFFFFF"/>
-                <w:sz w:val="20"/>
+                <w:sz w:val="18"/>
               </w:rPr>
               <w:t>CONTACT</w:t>
             </w:r>
           </w:p>
           <w:p>
             <w:pPr>
+              <w:spacing w:before="0" w:after="0" w:line="216" w:lineRule="auto"/>
               <w:jc w:val="right"/>
             </w:pPr>
             <w:r>
               <w:rPr>
                 <w:color w:val="FFFFFF"/>
-                <w:sz w:val="16"/>
+                <w:sz w:val="18"/>
               </w:rPr>
               <w:t>spencershone2016@</w:t>
               <w:br/>
@@ -94,34 +97,37 @@
     </w:tbl>
     <w:p>
       <w:pPr>
-        <w:spacing w:before="160" w:after="60"/>
+        <w:spacing w:before="0" w:after="30" w:line="221" w:lineRule="auto"/>
       </w:pPr>
       <w:r>
         <w:rPr>
           <w:b/>
           <w:color w:val="12A8C0"/>
-          <w:sz w:val="22"/>
+          <w:sz w:val="19"/>
         </w:rPr>
         <w:t>PROFESSIONAL PROFILE</w:t>
       </w:r>
     </w:p>
     <w:p>
       <w:pPr>
-        <w:spacing w:after="40"/>
+        <w:spacing w:after="30" w:before="0" w:line="221" w:lineRule="auto"/>
       </w:pPr>
       <w:r>
-        <w:t>Reliable and motivated Commercial Installation Operative with more than six years of hands-on experience across retail fit-out, warehouse storage systems and commercial installation projects. Started working with 4SiteOnline at age 15 and continued through Juswrk until April 2025, building strong practical skills on live sites throughout the UK. Known for learning quickly, adapting to unfamiliar tasks, working safely and contributing positively to site teams.</w:t>
+        <w:rPr>
+          <w:sz w:val="15"/>
+        </w:rPr>
+        <w:t>Reliable and motivated Commercial Installation Operative with extensive hands-on experience across retail fit-out, warehouse storage systems and commercial installation projects. Experienced working on live sites throughout the UK and Europe, with a strong reputation for learning quickly, adapting to unfamiliar tasks, working safely and contributing positively to site teams.</w:t>
       </w:r>
     </w:p>
     <w:p>
       <w:pPr>
-        <w:spacing w:before="160" w:after="60"/>
+        <w:spacing w:before="0" w:after="30" w:line="221" w:lineRule="auto"/>
       </w:pPr>
       <w:r>
         <w:rPr>
           <w:b/>
           <w:color w:val="12A8C0"/>
-          <w:sz w:val="22"/>
+          <w:sz w:val="19"/>
         </w:rPr>
         <w:t>CORE CAPABILITY</w:t>
       </w:r>
@@ -152,13 +158,14 @@
           </w:tcPr>
           <w:p>
             <w:pPr>
+              <w:spacing w:before="0" w:after="0" w:line="216" w:lineRule="auto"/>
               <w:jc w:val="center"/>
             </w:pPr>
             <w:r>
               <w:rPr>
                 <w:b/>
                 <w:color w:val="12354A"/>
-                <w:sz w:val="17"/>
+                <w:sz w:val="15"/>
               </w:rPr>
               <w:t>Retail fit-out</w:t>
             </w:r>
@@ -177,13 +184,14 @@
           </w:tcPr>
           <w:p>
             <w:pPr>
+              <w:spacing w:before="0" w:after="0" w:line="216" w:lineRule="auto"/>
               <w:jc w:val="center"/>
             </w:pPr>
             <w:r>
               <w:rPr>
                 <w:b/>
                 <w:color w:val="12354A"/>
-                <w:sz w:val="17"/>
+                <w:sz w:val="15"/>
               </w:rPr>
               <w:t>Heavy-duty racking</w:t>
             </w:r>
@@ -202,13 +210,14 @@
           </w:tcPr>
           <w:p>
             <w:pPr>
+              <w:spacing w:before="0" w:after="0" w:line="216" w:lineRule="auto"/>
               <w:jc w:val="center"/>
             </w:pPr>
             <w:r>
               <w:rPr>
                 <w:b/>
                 <w:color w:val="12354A"/>
-                <w:sz w:val="17"/>
+                <w:sz w:val="15"/>
               </w:rPr>
               <w:t>Gondola systems</w:t>
             </w:r>
@@ -227,13 +236,14 @@
           </w:tcPr>
           <w:p>
             <w:pPr>
+              <w:spacing w:before="0" w:after="0" w:line="216" w:lineRule="auto"/>
               <w:jc w:val="center"/>
             </w:pPr>
             <w:r>
               <w:rPr>
                 <w:b/>
                 <w:color w:val="12354A"/>
-                <w:sz w:val="17"/>
+                <w:sz w:val="15"/>
               </w:rPr>
               <w:t>Warehouse optimisation</w:t>
             </w:r>
@@ -254,13 +264,14 @@
           </w:tcPr>
           <w:p>
             <w:pPr>
+              <w:spacing w:before="0" w:after="0" w:line="216" w:lineRule="auto"/>
               <w:jc w:val="center"/>
             </w:pPr>
             <w:r>
               <w:rPr>
                 <w:b/>
                 <w:color w:val="12354A"/>
-                <w:sz w:val="17"/>
+                <w:sz w:val="15"/>
               </w:rPr>
               <w:t>Box rail systems</w:t>
             </w:r>
@@ -279,13 +290,14 @@
           </w:tcPr>
           <w:p>
             <w:pPr>
+              <w:spacing w:before="0" w:after="0" w:line="216" w:lineRule="auto"/>
               <w:jc w:val="center"/>
             </w:pPr>
             <w:r>
               <w:rPr>
                 <w:b/>
                 <w:color w:val="12354A"/>
-                <w:sz w:val="17"/>
+                <w:sz w:val="15"/>
               </w:rPr>
               <w:t>Lighting and signage</w:t>
             </w:r>
@@ -304,13 +316,14 @@
           </w:tcPr>
           <w:p>
             <w:pPr>
+              <w:spacing w:before="0" w:after="0" w:line="216" w:lineRule="auto"/>
               <w:jc w:val="center"/>
             </w:pPr>
             <w:r>
               <w:rPr>
                 <w:b/>
                 <w:color w:val="12354A"/>
-                <w:sz w:val="17"/>
+                <w:sz w:val="15"/>
               </w:rPr>
               <w:t>Camera installation</w:t>
             </w:r>
@@ -329,13 +342,14 @@
           </w:tcPr>
           <w:p>
             <w:pPr>
+              <w:spacing w:before="0" w:after="0" w:line="216" w:lineRule="auto"/>
               <w:jc w:val="center"/>
             </w:pPr>
             <w:r>
               <w:rPr>
                 <w:b/>
                 <w:color w:val="12354A"/>
-                <w:sz w:val="17"/>
+                <w:sz w:val="15"/>
               </w:rPr>
               <w:t>Live-site working</w:t>
             </w:r>
@@ -345,188 +359,252 @@
     </w:tbl>
     <w:p>
       <w:pPr>
-        <w:spacing w:before="160" w:after="60"/>
+        <w:spacing w:before="0" w:after="30" w:line="221" w:lineRule="auto"/>
       </w:pPr>
       <w:r>
         <w:rPr>
           <w:b/>
           <w:color w:val="12A8C0"/>
-          <w:sz w:val="22"/>
+          <w:sz w:val="19"/>
         </w:rPr>
         <w:t>EMPLOYMENT EXPERIENCE</w:t>
       </w:r>
     </w:p>
     <w:p>
       <w:pPr>
-        <w:spacing w:after="20"/>
+        <w:spacing w:after="30" w:before="0" w:line="221" w:lineRule="auto"/>
       </w:pPr>
       <w:r>
         <w:rPr>
-          <w:b/>
-          <w:color w:val="12354A"/>
-          <w:sz w:val="21"/>
+          <w:sz w:val="15"/>
         </w:rPr>
-        <w:t>SHOPFITTER &amp; INSTALLATION OPERATIVE</w:t>
-      </w:r>
-      <w:r>
-        <w:rPr>
-          <w:b/>
-          <w:color w:val="5A5A5A"/>
-          <w:sz w:val="18"/>
-        </w:rPr>
-        <w:t xml:space="preserve">   |   Jan 2019 - Apr 2025</w:t>
+        <w:t>INSTALLATION OPERATIVE   |   2017 - Apr 2022</w:t>
       </w:r>
     </w:p>
     <w:p>
       <w:pPr>
-        <w:spacing w:after="60"/>
+        <w:spacing w:after="30" w:before="0" w:line="221" w:lineRule="auto"/>
       </w:pPr>
       <w:r>
         <w:rPr>
-          <w:i/>
-          <w:sz w:val="18"/>
+          <w:sz w:val="15"/>
         </w:rPr>
-        <w:t>4SiteOnline / Juswrk / DJ Retail - UK and European projects</w:t>
+        <w:t>4SiteOnline - UK projects</w:t>
       </w:r>
     </w:p>
     <w:p>
       <w:pPr>
-        <w:spacing w:after="60"/>
+        <w:spacing w:after="30" w:before="0" w:line="221" w:lineRule="auto"/>
       </w:pPr>
       <w:r>
-        <w:t>Delivered shopfitting, storage and commercial installation work while subcontracted to a broad range of principal contractors. Worked in supermarkets, department stores, hospitals, warehouses and distribution centres, often in fast-paced or live customer environments.</w:t>
+        <w:rPr>
+          <w:sz w:val="15"/>
+        </w:rPr>
+        <w:t>Built a strong practical foundation in commercial installation, supporting shopfitting, retail fixture and warehouse storage projects for principal contractors and recognised national clients.</w:t>
       </w:r>
     </w:p>
     <w:p>
       <w:pPr>
         <w:pStyle w:val="ListBullet"/>
-        <w:spacing w:after="16"/>
-        <w:ind w:left="259" w:hanging="173"/>
+        <w:spacing w:before="0" w:after="30" w:line="221" w:lineRule="auto"/>
       </w:pPr>
       <w:r>
-        <w:t>Installed and removed retail gondolas, bespoke clothing displays and shop-floor fixtures.</w:t>
+        <w:rPr>
+          <w:sz w:val="15"/>
+        </w:rPr>
+        <w:t>Installed and removed retail gondolas, bespoke displays and shop-floor fixtures.</w:t>
       </w:r>
     </w:p>
     <w:p>
       <w:pPr>
         <w:pStyle w:val="ListBullet"/>
-        <w:spacing w:after="16"/>
-        <w:ind w:left="259" w:hanging="173"/>
+        <w:spacing w:before="0" w:after="30" w:line="221" w:lineRule="auto"/>
       </w:pPr>
       <w:r>
-        <w:t>Installed, removed and repaired light-duty, heavy-duty, push-back and cantilever racking systems.</w:t>
+        <w:rPr>
+          <w:sz w:val="15"/>
+        </w:rPr>
+        <w:t>Supported light-duty and heavy-duty racking installations, removals and alterations.</w:t>
       </w:r>
     </w:p>
     <w:p>
       <w:pPr>
         <w:pStyle w:val="ListBullet"/>
-        <w:spacing w:after="16"/>
-        <w:ind w:left="259" w:hanging="173"/>
+        <w:spacing w:before="0" w:after="30" w:line="221" w:lineRule="auto"/>
       </w:pPr>
       <w:r>
-        <w:t>Completed cage infill and warehouse optimisation works, including racking location identifiers.</w:t>
+        <w:rPr>
+          <w:sz w:val="15"/>
+        </w:rPr>
+        <w:t>Worked safely with hand and power tools in live retail and commercial environments.</w:t>
+      </w:r>
+    </w:p>
+    <w:p>
+      <w:pPr>
+        <w:spacing w:before="0" w:after="30" w:line="221" w:lineRule="auto"/>
+      </w:pPr>
+      <w:r>
+        <w:rPr>
+          <w:b/>
+          <w:sz w:val="15"/>
+        </w:rPr>
+        <w:t>SHOPFITTER &amp; INSTALLATION OPERATIVE   |   Apr 2022 - Aug 2024</w:t>
+      </w:r>
+    </w:p>
+    <w:p>
+      <w:pPr>
+        <w:spacing w:before="0" w:after="30" w:line="221" w:lineRule="auto"/>
+      </w:pPr>
+      <w:r>
+        <w:rPr>
+          <w:sz w:val="15"/>
+        </w:rPr>
+        <w:t>Juswrk - UK and European projects</w:t>
+      </w:r>
+    </w:p>
+    <w:p>
+      <w:pPr>
+        <w:spacing w:before="0" w:after="30" w:line="221" w:lineRule="auto"/>
+      </w:pPr>
+      <w:r>
+        <w:rPr>
+          <w:sz w:val="15"/>
+        </w:rPr>
+        <w:t>Delivered retail fit-out, warehouse optimisation and storage-system projects for major contractors and national clients.</w:t>
       </w:r>
     </w:p>
     <w:p>
       <w:pPr>
         <w:pStyle w:val="ListBullet"/>
-        <w:spacing w:after="16"/>
-        <w:ind w:left="259" w:hanging="173"/>
+        <w:spacing w:before="0" w:after="30" w:line="221" w:lineRule="auto"/>
       </w:pPr>
       <w:r>
-        <w:t>Installed and removed box rail systems, retail fridges and freezers.</w:t>
+        <w:rPr>
+          <w:sz w:val="15"/>
+        </w:rPr>
+        <w:t>Installed, removed and repaired heavy-duty, push-back and cantilever racking systems.</w:t>
       </w:r>
     </w:p>
     <w:p>
       <w:pPr>
         <w:pStyle w:val="ListBullet"/>
-        <w:spacing w:after="16"/>
-        <w:ind w:left="259" w:hanging="173"/>
+        <w:spacing w:before="0" w:after="30" w:line="221" w:lineRule="auto"/>
       </w:pPr>
       <w:r>
-        <w:t>Installed neon and LED signage, linear lighting and camera equipment.</w:t>
+        <w:rPr>
+          <w:sz w:val="15"/>
+        </w:rPr>
+        <w:t>Completed cage infill, box rail, location identifier and warehouse optimisation works.</w:t>
       </w:r>
     </w:p>
     <w:p>
       <w:pPr>
         <w:pStyle w:val="ListBullet"/>
-        <w:spacing w:after="16"/>
-        <w:ind w:left="259" w:hanging="173"/>
+        <w:spacing w:before="0" w:after="30" w:line="221" w:lineRule="auto"/>
       </w:pPr>
       <w:r>
-        <w:t>Worked from site instructions and safety requirements while meeting programme deadlines.</w:t>
+        <w:rPr>
+          <w:sz w:val="15"/>
+        </w:rPr>
+        <w:t>Installed retail fridges, freezers, LED signage, linear lighting and camera equipment.</w:t>
+      </w:r>
+    </w:p>
+    <w:p>
+      <w:pPr>
+        <w:spacing w:before="0" w:after="30" w:line="221" w:lineRule="auto"/>
+      </w:pPr>
+      <w:r>
+        <w:rPr>
+          <w:b/>
+          <w:sz w:val="15"/>
+        </w:rPr>
+        <w:t>SHOPFITTER &amp; INSTALLATION OPERATIVE   |   Aug 2024 - Apr 2025</w:t>
+      </w:r>
+    </w:p>
+    <w:p>
+      <w:pPr>
+        <w:spacing w:before="0" w:after="30" w:line="221" w:lineRule="auto"/>
+      </w:pPr>
+      <w:r>
+        <w:rPr>
+          <w:sz w:val="15"/>
+        </w:rPr>
+        <w:t>DJ Retail - UK projects</w:t>
+      </w:r>
+    </w:p>
+    <w:p>
+      <w:pPr>
+        <w:spacing w:before="0" w:after="30" w:line="221" w:lineRule="auto"/>
+      </w:pPr>
+      <w:r>
+        <w:rPr>
+          <w:sz w:val="15"/>
+        </w:rPr>
+        <w:t>Continued commercial shopfitting and installation work on fast-paced retail and distribution projects, working to site instructions, safety requirements and programme deadlines.</w:t>
       </w:r>
     </w:p>
     <w:p>
       <w:pPr>
         <w:pStyle w:val="ListBullet"/>
-        <w:spacing w:after="16"/>
-        <w:ind w:left="259" w:hanging="173"/>
+        <w:spacing w:before="0" w:after="30" w:line="221" w:lineRule="auto"/>
       </w:pPr>
       <w:r>
-        <w:t>Used hand and power tools safely and maintained a professional standard of workmanship.</w:t>
+        <w:rPr>
+          <w:sz w:val="15"/>
+        </w:rPr>
+        <w:t>Worked effectively with site managers, contractors, trades and customer-facing teams.</w:t>
       </w:r>
     </w:p>
     <w:p>
       <w:pPr>
         <w:pStyle w:val="ListBullet"/>
-        <w:spacing w:after="16"/>
-        <w:ind w:left="259" w:hanging="173"/>
+        <w:spacing w:before="0" w:after="30" w:line="221" w:lineRule="auto"/>
       </w:pPr>
       <w:r>
-        <w:t>Worked effectively with different contractors, site managers, trades and customer-facing teams.</w:t>
+        <w:rPr>
+          <w:sz w:val="15"/>
+        </w:rPr>
+        <w:t>Maintained professional workmanship while adapting quickly to changing site requirements.</w:t>
       </w:r>
     </w:p>
     <w:p>
       <w:pPr>
-        <w:spacing w:before="160" w:after="60"/>
+        <w:spacing w:before="0" w:after="30" w:line="221" w:lineRule="auto"/>
       </w:pPr>
       <w:r>
         <w:rPr>
           <w:b/>
           <w:color w:val="12A8C0"/>
-          <w:sz w:val="22"/>
+          <w:sz w:val="19"/>
         </w:rPr>
         <w:t>SELECTED CONTRACTORS AND CLIENTS</w:t>
       </w:r>
     </w:p>
     <w:p>
       <w:pPr>
-        <w:spacing w:after="20"/>
+        <w:spacing w:after="30" w:before="0" w:line="221" w:lineRule="auto"/>
       </w:pPr>
       <w:r>
-        <w:rPr>
-          <w:b/>
-        </w:rPr>
-        <w:t xml:space="preserve">Contractors: </w:t>
-      </w:r>
-      <w:r>
-        <w:t>Fit Out UK, ISG, Sigma, ITAB, Onyx, Shore Group, Polypal, HMY, FieldFlex UK, Lumens of London, Bluestones, Serco and NHS.</w:t>
+        <w:t>Contractors: Fit Out UK, ISG, Sigma, ITAB, Onyx, Shore Group, Polypal, HMY, FieldFlex UK, Lumens of London, Bluestones, Serco and NHS.</w:t>
       </w:r>
     </w:p>
     <w:p>
       <w:pPr>
-        <w:spacing w:after="20"/>
+        <w:spacing w:after="30" w:before="0" w:line="221" w:lineRule="auto"/>
       </w:pPr>
       <w:r>
-        <w:rPr>
-          <w:b/>
-        </w:rPr>
-        <w:t xml:space="preserve">Clients and locations: </w:t>
-      </w:r>
-      <w:r>
-        <w:t>ASDA, Morrisons, Sainsbury's, B&amp;Q, Superdrug, Poundland, Wilko, Tesco, Ralph Lauren, Magasin du Nord, Howdens, Eddie Stobart, Lidl, NHS hospitals and distribution warehouses.</w:t>
+        <w:t>Clients: ASDA, Morrisons, Sainsbury's, B&amp;Q, Superdrug, Poundland, Wilko, Tesco, Ralph Lauren, Magasin du Nord, Howdens, Eddie Stobart, Lidl and NHS.</w:t>
       </w:r>
     </w:p>
     <w:p>
       <w:pPr>
-        <w:spacing w:before="160" w:after="60"/>
+        <w:spacing w:before="0" w:after="30" w:line="221" w:lineRule="auto"/>
       </w:pPr>
       <w:r>
         <w:rPr>
           <w:b/>
           <w:color w:val="12A8C0"/>
-          <w:sz w:val="22"/>
+          <w:sz w:val="19"/>
         </w:rPr>
         <w:t>TRAINING AND CERTIFICATION</w:t>
       </w:r>
@@ -554,16 +632,20 @@
           </w:tcPr>
           <w:p>
             <w:pPr>
-              <w:spacing w:after="0"/>
+              <w:spacing w:after="0" w:before="0" w:line="216" w:lineRule="auto"/>
             </w:pPr>
             <w:r>
               <w:rPr>
                 <w:b/>
                 <w:color w:val="12A8C0"/>
+                <w:sz w:val="15"/>
               </w:rPr>
               <w:t xml:space="preserve">✓ </w:t>
             </w:r>
             <w:r>
+              <w:rPr>
+                <w:sz w:val="15"/>
+              </w:rPr>
               <w:t>CSCS Green Labourer / Operative Card</w:t>
             </w:r>
           </w:p>
@@ -580,16 +662,20 @@
           </w:tcPr>
           <w:p>
             <w:pPr>
-              <w:spacing w:after="0"/>
+              <w:spacing w:after="0" w:before="0" w:line="216" w:lineRule="auto"/>
             </w:pPr>
             <w:r>
               <w:rPr>
                 <w:b/>
                 <w:color w:val="12A8C0"/>
+                <w:sz w:val="15"/>
               </w:rPr>
               <w:t xml:space="preserve">✓ </w:t>
             </w:r>
             <w:r>
+              <w:rPr>
+                <w:sz w:val="15"/>
+              </w:rPr>
               <w:t>SEIRS Heavy-Duty Racking Installation Certificate</w:t>
             </w:r>
           </w:p>
@@ -608,16 +694,20 @@
           </w:tcPr>
           <w:p>
             <w:pPr>
-              <w:spacing w:after="0"/>
+              <w:spacing w:after="0" w:before="0" w:line="216" w:lineRule="auto"/>
             </w:pPr>
             <w:r>
               <w:rPr>
                 <w:b/>
                 <w:color w:val="12A8C0"/>
+                <w:sz w:val="15"/>
               </w:rPr>
               <w:t xml:space="preserve">✓ </w:t>
             </w:r>
             <w:r>
+              <w:rPr>
+                <w:sz w:val="15"/>
+              </w:rPr>
               <w:t>IPAF powered-access licence - categories recorded as 2A and 2B on existing CV</w:t>
             </w:r>
           </w:p>
@@ -634,16 +724,20 @@
           </w:tcPr>
           <w:p>
             <w:pPr>
-              <w:spacing w:after="0"/>
+              <w:spacing w:after="0" w:before="0" w:line="216" w:lineRule="auto"/>
             </w:pPr>
             <w:r>
               <w:rPr>
                 <w:b/>
                 <w:color w:val="12A8C0"/>
+                <w:sz w:val="15"/>
               </w:rPr>
               <w:t xml:space="preserve">✓ </w:t>
             </w:r>
             <w:r>
+              <w:rPr>
+                <w:sz w:val="15"/>
+              </w:rPr>
               <w:t>SMSTS Safe2Site Certificate</w:t>
             </w:r>
           </w:p>
@@ -662,16 +756,20 @@
           </w:tcPr>
           <w:p>
             <w:pPr>
-              <w:spacing w:after="0"/>
+              <w:spacing w:after="0" w:before="0" w:line="216" w:lineRule="auto"/>
             </w:pPr>
             <w:r>
               <w:rPr>
                 <w:b/>
                 <w:color w:val="12A8C0"/>
+                <w:sz w:val="15"/>
               </w:rPr>
               <w:t xml:space="preserve">✓ </w:t>
             </w:r>
             <w:r>
+              <w:rPr>
+                <w:sz w:val="15"/>
+              </w:rPr>
               <w:t>Face-Fit Certificate</w:t>
             </w:r>
           </w:p>
@@ -688,16 +786,20 @@
           </w:tcPr>
           <w:p>
             <w:pPr>
-              <w:spacing w:after="0"/>
+              <w:spacing w:after="0" w:before="0" w:line="216" w:lineRule="auto"/>
             </w:pPr>
             <w:r>
               <w:rPr>
                 <w:b/>
                 <w:color w:val="12A8C0"/>
+                <w:sz w:val="15"/>
               </w:rPr>
               <w:t xml:space="preserve">✓ </w:t>
             </w:r>
             <w:r>
+              <w:rPr>
+                <w:sz w:val="15"/>
+              </w:rPr>
               <w:t>Asbestos Awareness</w:t>
             </w:r>
           </w:p>
@@ -716,16 +818,20 @@
           </w:tcPr>
           <w:p>
             <w:pPr>
-              <w:spacing w:after="0"/>
+              <w:spacing w:after="0" w:before="0" w:line="216" w:lineRule="auto"/>
             </w:pPr>
             <w:r>
               <w:rPr>
                 <w:b/>
                 <w:color w:val="12A8C0"/>
+                <w:sz w:val="15"/>
               </w:rPr>
               <w:t xml:space="preserve">✓ </w:t>
             </w:r>
             <w:r>
+              <w:rPr>
+                <w:sz w:val="15"/>
+              </w:rPr>
               <w:t>Fire Safety and Awareness</w:t>
             </w:r>
           </w:p>
@@ -742,17 +848,54 @@
           </w:tcPr>
           <w:p>
             <w:pPr>
-              <w:spacing w:after="0"/>
+              <w:spacing w:after="0" w:before="0" w:line="216" w:lineRule="auto"/>
             </w:pPr>
             <w:r>
               <w:rPr>
                 <w:b/>
                 <w:color w:val="12A8C0"/>
+                <w:sz w:val="15"/>
               </w:rPr>
               <w:t xml:space="preserve">✓ </w:t>
             </w:r>
             <w:r>
+              <w:rPr>
+                <w:sz w:val="15"/>
+              </w:rPr>
               <w:t>Abrasive Wheels Safety and Awareness</w:t>
+            </w:r>
+          </w:p>
+        </w:tc>
+      </w:tr>
+      <w:tr>
+        <w:tc>
+          <w:tcPr>
+            <w:tcW w:type="dxa" w:w="5400"/>
+          </w:tcPr>
+          <w:p>
+            <w:pPr>
+              <w:spacing w:before="0" w:after="0" w:line="216" w:lineRule="auto"/>
+            </w:pPr>
+            <w:r>
+              <w:rPr>
+                <w:sz w:val="15"/>
+              </w:rPr>
+              <w:t>✓ 17th Edition IET Wiring Regulations</w:t>
+            </w:r>
+          </w:p>
+        </w:tc>
+        <w:tc>
+          <w:tcPr>
+            <w:tcW w:type="dxa" w:w="5400"/>
+          </w:tcPr>
+          <w:p>
+            <w:pPr>
+              <w:spacing w:before="0" w:after="0" w:line="216" w:lineRule="auto"/>
+            </w:pPr>
+            <w:r>
+              <w:rPr>
+                <w:sz w:val="15"/>
+              </w:rPr>
             </w:r>
           </w:p>
         </w:tc>
@@ -760,29 +903,29 @@
     </w:tbl>
     <w:p>
       <w:pPr>
-        <w:spacing w:before="160" w:after="60"/>
+        <w:spacing w:before="0" w:after="30" w:line="221" w:lineRule="auto"/>
       </w:pPr>
       <w:r>
         <w:rPr>
           <w:b/>
           <w:color w:val="12A8C0"/>
-          <w:sz w:val="22"/>
+          <w:sz w:val="19"/>
         </w:rPr>
         <w:t>ADDITIONAL STRENGTHS</w:t>
       </w:r>
     </w:p>
     <w:p>
       <w:pPr>
-        <w:spacing w:after="40"/>
+        <w:spacing w:after="30" w:before="0" w:line="221" w:lineRule="auto"/>
       </w:pPr>
       <w:r>
-        <w:t>Tool use  |  Health and safety  |  Teamwork  |  Communication  |  Inventory awareness  |  Customer service  |  Working under pressure</w:t>
+        <w:t>Tool use  |  Health and safety  |  Teamwork  |  Communication  |  Customer service  |  Working under pressure</w:t>
       </w:r>
     </w:p>
     <w:sectPr>
       <w:footerReference w:type="default" r:id="rId9"/>
       <w:pgSz w:w="12240" w:h="15840"/>
-      <w:pgMar w:top="648" w:right="720" w:bottom="648" w:left="720" w:header="720" w:footer="720" w:gutter="0"/>
+      <w:pgMar w:top="461" w:right="648" w:bottom="461" w:left="648" w:header="720" w:footer="720" w:gutter="0"/>
       <w:cols w:space="720"/>
       <w:docGrid w:linePitch="360"/>
     </w:sectPr>
